--- a/downloads/leaderboard.docx
+++ b/downloads/leaderboard.docx
@@ -24,12 +24,6 @@
         <w:gridCol w:w="15028"/>
       </w:tblGrid>
       <w:tr>
-        <w:tblPrEx>
-          <w:tblCellMar>
-            <w:top w:w="0" w:type="dxa"/>
-            <w:bottom w:w="0" w:type="dxa"/>
-          </w:tblCellMar>
-        </w:tblPrEx>
         <w:trPr>
           <w:jc w:val="center"/>
         </w:trPr>
@@ -52,7 +46,6 @@
                 <w:szCs w:val="40"/>
               </w:rPr>
             </w:pPr>
-            <w:proofErr w:type="gramStart"/>
             <w:r>
               <w:rPr>
                 <w:rFonts w:eastAsia="DengXian" w:hint="eastAsia"/>
@@ -61,37 +54,9 @@
                 <w:color w:val="FFFFFF"/>
                 <w:sz w:val="72"/>
                 <w:szCs w:val="72"/>
-                <w:lang w:eastAsia="zh-CN"/>
-              </w:rPr>
-              <w:t>實</w:t>
+              </w:rPr>
+              <w:t>實行挑戰</w:t>
             </w:r>
-            <w:proofErr w:type="gramEnd"/>
-            <w:r>
-              <w:rPr>
-                <w:rFonts w:eastAsia="DengXian" w:hint="eastAsia"/>
-                <w:b/>
-                <w:bCs/>
-                <w:color w:val="FFFFFF"/>
-                <w:sz w:val="72"/>
-                <w:szCs w:val="72"/>
-                <w:lang w:eastAsia="zh-CN"/>
-              </w:rPr>
-              <w:t>行挑</w:t>
-            </w:r>
-            <w:proofErr w:type="gramStart"/>
-            <w:r>
-              <w:rPr>
-                <w:rFonts w:eastAsia="DengXian" w:hint="eastAsia"/>
-                <w:b/>
-                <w:bCs/>
-                <w:color w:val="FFFFFF"/>
-                <w:sz w:val="72"/>
-                <w:szCs w:val="72"/>
-                <w:lang w:eastAsia="zh-CN"/>
-              </w:rPr>
-              <w:t>戰</w:t>
-            </w:r>
-            <w:proofErr w:type="gramEnd"/>
             <w:r>
               <w:rPr>
                 <w:rFonts w:eastAsia="Arial"/>
@@ -519,308 +484,8 @@
           </w:p>
         </w:tc>
       </w:tr>
-      <w:tr>
-        <w:trPr>
-          <w:trHeight w:val="3231"/>
-          <w:jc w:val="center"/>
-        </w:trPr>
-        <w:tc>
-          <w:tcPr>
-            <w:tcW w:w="659" w:type="pct"/>
-            <w:shd w:val="clear" w:color="auto" w:fill="2B3990"/>
-            <w:tcMar>
-              <w:top w:w="100" w:type="dxa"/>
-              <w:left w:w="160" w:type="dxa"/>
-              <w:bottom w:w="100" w:type="dxa"/>
-              <w:right w:w="160" w:type="dxa"/>
-            </w:tcMar>
-            <w:vAlign w:val="center"/>
-          </w:tcPr>
-          <w:p>
-            <w:pPr>
-              <w:jc w:val="center"/>
-            </w:pPr>
-            <w:r>
-              <w:rPr>
-                <w:rFonts w:eastAsia="Arial"/>
-                <w:b/>
-                <w:bCs/>
-                <w:color w:val="FFFFFF"/>
-                <w:sz w:val="28"/>
-                <w:szCs w:val="28"/>
-              </w:rPr>
-              <w:lastRenderedPageBreak/>
-              <w:t>6</w:t>
-            </w:r>
-          </w:p>
-        </w:tc>
-        <w:tc>
-          <w:tcPr>
-            <w:tcW w:w="4341" w:type="pct"/>
-            <w:shd w:val="clear" w:color="auto" w:fill="FFFFFF"/>
-            <w:tcMar>
-              <w:top w:w="100" w:type="dxa"/>
-              <w:left w:w="240" w:type="dxa"/>
-              <w:bottom w:w="100" w:type="dxa"/>
-              <w:right w:w="240" w:type="dxa"/>
-            </w:tcMar>
-          </w:tcPr>
-          <w:p>
-            <w:r>
-              <w:rPr>
-                <w:rFonts w:eastAsia="Arial"/>
-                <w:i/>
-                <w:iCs/>
-                <w:color w:val="BBBBBB"/>
-                <w:sz w:val="20"/>
-                <w:szCs w:val="20"/>
-              </w:rPr>
-              <w:t>將第 6 優先次序卡貼在此處</w:t>
-            </w:r>
-          </w:p>
-        </w:tc>
-      </w:tr>
-      <w:tr>
-        <w:trPr>
-          <w:trHeight w:val="3231"/>
-          <w:jc w:val="center"/>
-        </w:trPr>
-        <w:tc>
-          <w:tcPr>
-            <w:tcW w:w="659" w:type="pct"/>
-            <w:shd w:val="clear" w:color="auto" w:fill="F99D33"/>
-            <w:tcMar>
-              <w:top w:w="100" w:type="dxa"/>
-              <w:left w:w="160" w:type="dxa"/>
-              <w:bottom w:w="100" w:type="dxa"/>
-              <w:right w:w="160" w:type="dxa"/>
-            </w:tcMar>
-            <w:vAlign w:val="center"/>
-          </w:tcPr>
-          <w:p>
-            <w:pPr>
-              <w:jc w:val="center"/>
-            </w:pPr>
-            <w:r>
-              <w:rPr>
-                <w:rFonts w:eastAsia="Arial"/>
-                <w:b/>
-                <w:bCs/>
-                <w:color w:val="FFFFFF"/>
-                <w:sz w:val="28"/>
-                <w:szCs w:val="28"/>
-              </w:rPr>
-              <w:t>7</w:t>
-            </w:r>
-          </w:p>
-        </w:tc>
-        <w:tc>
-          <w:tcPr>
-            <w:tcW w:w="4341" w:type="pct"/>
-            <w:shd w:val="clear" w:color="auto" w:fill="FFFFFF"/>
-            <w:tcMar>
-              <w:top w:w="100" w:type="dxa"/>
-              <w:left w:w="240" w:type="dxa"/>
-              <w:bottom w:w="100" w:type="dxa"/>
-              <w:right w:w="240" w:type="dxa"/>
-            </w:tcMar>
-          </w:tcPr>
-          <w:p>
-            <w:r>
-              <w:rPr>
-                <w:rFonts w:eastAsia="Arial"/>
-                <w:i/>
-                <w:iCs/>
-                <w:color w:val="BBBBBB"/>
-                <w:sz w:val="20"/>
-                <w:szCs w:val="20"/>
-              </w:rPr>
-              <w:t>將第 7 優先次序卡貼在此處</w:t>
-            </w:r>
-          </w:p>
-        </w:tc>
-      </w:tr>
-      <w:tr>
-        <w:trPr>
-          <w:trHeight w:val="3231"/>
-          <w:jc w:val="center"/>
-        </w:trPr>
-        <w:tc>
-          <w:tcPr>
-            <w:tcW w:w="659" w:type="pct"/>
-            <w:shd w:val="clear" w:color="auto" w:fill="F04E69"/>
-            <w:tcMar>
-              <w:top w:w="100" w:type="dxa"/>
-              <w:left w:w="160" w:type="dxa"/>
-              <w:bottom w:w="100" w:type="dxa"/>
-              <w:right w:w="160" w:type="dxa"/>
-            </w:tcMar>
-            <w:vAlign w:val="center"/>
-          </w:tcPr>
-          <w:p>
-            <w:pPr>
-              <w:jc w:val="center"/>
-            </w:pPr>
-            <w:r>
-              <w:rPr>
-                <w:rFonts w:eastAsia="Arial"/>
-                <w:b/>
-                <w:bCs/>
-                <w:color w:val="FFFFFF"/>
-                <w:sz w:val="28"/>
-                <w:szCs w:val="28"/>
-              </w:rPr>
-              <w:t>8</w:t>
-            </w:r>
-          </w:p>
-        </w:tc>
-        <w:tc>
-          <w:tcPr>
-            <w:tcW w:w="4341" w:type="pct"/>
-            <w:shd w:val="clear" w:color="auto" w:fill="FFFFFF"/>
-            <w:tcMar>
-              <w:top w:w="100" w:type="dxa"/>
-              <w:left w:w="240" w:type="dxa"/>
-              <w:bottom w:w="100" w:type="dxa"/>
-              <w:right w:w="240" w:type="dxa"/>
-            </w:tcMar>
-          </w:tcPr>
-          <w:p>
-            <w:r>
-              <w:rPr>
-                <w:rFonts w:eastAsia="Arial"/>
-                <w:i/>
-                <w:iCs/>
-                <w:color w:val="BBBBBB"/>
-                <w:sz w:val="20"/>
-                <w:szCs w:val="20"/>
-              </w:rPr>
-              <w:t>將第 8 優先次序卡貼在此處</w:t>
-            </w:r>
-          </w:p>
-        </w:tc>
-      </w:tr>
-      <w:tr>
-        <w:trPr>
-          <w:trHeight w:val="3231"/>
-          <w:jc w:val="center"/>
-        </w:trPr>
-        <w:tc>
-          <w:tcPr>
-            <w:tcW w:w="659" w:type="pct"/>
-            <w:shd w:val="clear" w:color="auto" w:fill="8DBE50"/>
-            <w:tcMar>
-              <w:top w:w="100" w:type="dxa"/>
-              <w:left w:w="160" w:type="dxa"/>
-              <w:bottom w:w="100" w:type="dxa"/>
-              <w:right w:w="160" w:type="dxa"/>
-            </w:tcMar>
-            <w:vAlign w:val="center"/>
-          </w:tcPr>
-          <w:p>
-            <w:pPr>
-              <w:jc w:val="center"/>
-            </w:pPr>
-            <w:r>
-              <w:rPr>
-                <w:rFonts w:eastAsia="Arial"/>
-                <w:b/>
-                <w:bCs/>
-                <w:color w:val="FFFFFF"/>
-                <w:sz w:val="28"/>
-                <w:szCs w:val="28"/>
-              </w:rPr>
-              <w:t>9</w:t>
-            </w:r>
-          </w:p>
-        </w:tc>
-        <w:tc>
-          <w:tcPr>
-            <w:tcW w:w="4341" w:type="pct"/>
-            <w:shd w:val="clear" w:color="auto" w:fill="FFFFFF"/>
-            <w:tcMar>
-              <w:top w:w="100" w:type="dxa"/>
-              <w:left w:w="240" w:type="dxa"/>
-              <w:bottom w:w="100" w:type="dxa"/>
-              <w:right w:w="240" w:type="dxa"/>
-            </w:tcMar>
-          </w:tcPr>
-          <w:p>
-            <w:r>
-              <w:rPr>
-                <w:rFonts w:eastAsia="Arial"/>
-                <w:i/>
-                <w:iCs/>
-                <w:color w:val="BBBBBB"/>
-                <w:sz w:val="20"/>
-                <w:szCs w:val="20"/>
-              </w:rPr>
-              <w:t>將第 9 優先次序卡貼在此處</w:t>
-            </w:r>
-          </w:p>
-        </w:tc>
-      </w:tr>
-      <w:tr>
-        <w:trPr>
-          <w:trHeight w:val="3231"/>
-          <w:jc w:val="center"/>
-        </w:trPr>
-        <w:tc>
-          <w:tcPr>
-            <w:tcW w:w="659" w:type="pct"/>
-            <w:shd w:val="clear" w:color="auto" w:fill="F4D036"/>
-            <w:tcMar>
-              <w:top w:w="100" w:type="dxa"/>
-              <w:left w:w="160" w:type="dxa"/>
-              <w:bottom w:w="100" w:type="dxa"/>
-              <w:right w:w="160" w:type="dxa"/>
-            </w:tcMar>
-            <w:vAlign w:val="center"/>
-          </w:tcPr>
-          <w:p>
-            <w:pPr>
-              <w:jc w:val="center"/>
-            </w:pPr>
-            <w:r>
-              <w:rPr>
-                <w:rFonts w:eastAsia="Arial"/>
-                <w:b/>
-                <w:bCs/>
-                <w:color w:val="7A6800"/>
-                <w:sz w:val="28"/>
-                <w:szCs w:val="28"/>
-              </w:rPr>
-              <w:t>10</w:t>
-            </w:r>
-          </w:p>
-        </w:tc>
-        <w:tc>
-          <w:tcPr>
-            <w:tcW w:w="4341" w:type="pct"/>
-            <w:shd w:val="clear" w:color="auto" w:fill="FFFFFF"/>
-            <w:tcMar>
-              <w:top w:w="100" w:type="dxa"/>
-              <w:left w:w="240" w:type="dxa"/>
-              <w:bottom w:w="100" w:type="dxa"/>
-              <w:right w:w="240" w:type="dxa"/>
-            </w:tcMar>
-          </w:tcPr>
-          <w:p>
-            <w:r>
-              <w:rPr>
-                <w:rFonts w:eastAsia="Arial"/>
-                <w:i/>
-                <w:iCs/>
-                <w:color w:val="BBBBBB"/>
-                <w:sz w:val="20"/>
-                <w:szCs w:val="20"/>
-              </w:rPr>
-              <w:t>將第 10 優先次序卡貼在此處</w:t>
-            </w:r>
-          </w:p>
-        </w:tc>
-      </w:tr>
     </w:tbl>
+    <w:p/>
     <w:p>
       <w:pPr>
         <w:spacing w:after="160"/>
